--- a/documents/系統手冊/系統手冊_第8-1節ER圖.docx
+++ b/documents/系統手冊/系統手冊_第8-1節ER圖.docx
@@ -156,7 +156,7 @@
         </w:rPr>
         <w:drawing>
           <wp:inline distT="0" distB="0" distL="0" distR="0" wp14:anchorId="7A21B39E" wp14:editId="79F49E45">
-            <wp:extent cx="5249487" cy="6280265"/>
+            <wp:extent cx="5254322" cy="6280265"/>
             <wp:effectExtent l="0" t="0" r="0" b="0"/>
             <wp:docPr id="2116203456" name="Picture 2116203456"/>
             <wp:cNvGraphicFramePr>
@@ -178,7 +178,7 @@
                   <pic:spPr>
                     <a:xfrm>
                       <a:off x="0" y="0"/>
-                      <a:ext cx="5249487" cy="6280265"/>
+                      <a:ext cx="5254322" cy="6280265"/>
                     </a:xfrm>
                     <a:prstGeom prst="rect">
                       <a:avLst/>
@@ -463,7 +463,7 @@
         </w:rPr>
         <w:drawing>
           <wp:inline distT="0" distB="0" distL="0" distR="0" wp14:anchorId="10F116D2" wp14:editId="0C052306">
-            <wp:extent cx="5889567" cy="3877887"/>
+            <wp:extent cx="5887413" cy="3877887"/>
             <wp:effectExtent l="0" t="0" r="0" b="0"/>
             <wp:docPr id="2145776300" name="Picture 2145776300"/>
             <wp:cNvGraphicFramePr>
@@ -485,7 +485,7 @@
                   <pic:spPr>
                     <a:xfrm>
                       <a:off x="0" y="0"/>
-                      <a:ext cx="5889567" cy="3877887"/>
+                      <a:ext cx="5887413" cy="3877887"/>
                     </a:xfrm>
                     <a:prstGeom prst="rect">
                       <a:avLst/>
@@ -710,7 +710,7 @@
         </w:rPr>
         <w:drawing>
           <wp:inline distT="0" distB="0" distL="0" distR="0" wp14:anchorId="2CB423F3" wp14:editId="7C55ABB0">
-            <wp:extent cx="6479540" cy="3222625"/>
+            <wp:extent cx="6471746" cy="3222625"/>
             <wp:effectExtent l="0" t="0" r="0" b="0"/>
             <wp:docPr id="2145776301" name="Picture 2145776301"/>
             <wp:cNvGraphicFramePr>
@@ -732,7 +732,7 @@
                   <pic:spPr>
                     <a:xfrm>
                       <a:off x="0" y="0"/>
-                      <a:ext cx="6479540" cy="3222625"/>
+                      <a:ext cx="6471746" cy="3222625"/>
                     </a:xfrm>
                     <a:prstGeom prst="rect">
                       <a:avLst/>
@@ -969,7 +969,7 @@
         </w:rPr>
         <w:drawing>
           <wp:inline distT="0" distB="0" distL="0" distR="0" wp14:anchorId="4B2F1C55" wp14:editId="695ED0CD">
-            <wp:extent cx="5174672" cy="3079865"/>
+            <wp:extent cx="5016355" cy="3079865"/>
             <wp:effectExtent l="0" t="0" r="0" b="0"/>
             <wp:docPr id="2145776302" name="Picture 2145776302"/>
             <wp:cNvGraphicFramePr>
@@ -991,7 +991,7 @@
                   <pic:spPr>
                     <a:xfrm>
                       <a:off x="0" y="0"/>
-                      <a:ext cx="5174672" cy="3079865"/>
+                      <a:ext cx="5016355" cy="3079865"/>
                     </a:xfrm>
                     <a:prstGeom prst="rect">
                       <a:avLst/>
@@ -1234,7 +1234,7 @@
         </w:rPr>
         <w:drawing>
           <wp:inline distT="0" distB="0" distL="0" distR="0" wp14:anchorId="36F0F823" wp14:editId="2F90F129">
-            <wp:extent cx="6479540" cy="6858635"/>
+            <wp:extent cx="6479540" cy="6854868"/>
             <wp:effectExtent l="0" t="0" r="0" b="0"/>
             <wp:docPr id="250960997" name="Picture 2116203456"/>
             <wp:cNvGraphicFramePr>
@@ -1256,7 +1256,7 @@
                   <pic:spPr>
                     <a:xfrm>
                       <a:off x="0" y="0"/>
-                      <a:ext cx="6479540" cy="6858635"/>
+                      <a:ext cx="6479540" cy="6854868"/>
                     </a:xfrm>
                     <a:prstGeom prst="rect">
                       <a:avLst/>
@@ -1517,7 +1517,7 @@
         </w:rPr>
         <w:drawing>
           <wp:inline distT="0" distB="0" distL="0" distR="0" wp14:anchorId="05C96F63" wp14:editId="1EE2B2C6">
-            <wp:extent cx="6479540" cy="3894455"/>
+            <wp:extent cx="6479540" cy="3719197"/>
             <wp:effectExtent l="0" t="0" r="0" b="0"/>
             <wp:docPr id="578894532" name="Picture 2116203456"/>
             <wp:cNvGraphicFramePr>
@@ -1539,7 +1539,7 @@
                   <pic:spPr>
                     <a:xfrm>
                       <a:off x="0" y="0"/>
-                      <a:ext cx="6479540" cy="3894455"/>
+                      <a:ext cx="6479540" cy="3719197"/>
                     </a:xfrm>
                     <a:prstGeom prst="rect">
                       <a:avLst/>
@@ -1788,7 +1788,7 @@
         </w:rPr>
         <w:drawing>
           <wp:inline distT="0" distB="0" distL="0" distR="0" wp14:anchorId="32F4E854" wp14:editId="78777E5F">
-            <wp:extent cx="6479540" cy="2989345"/>
+            <wp:extent cx="6479540" cy="2995645"/>
             <wp:effectExtent l="0" t="0" r="0" b="0"/>
             <wp:docPr id="2145776303" name="Picture 2145776303"/>
             <wp:cNvGraphicFramePr>
@@ -1810,7 +1810,7 @@
                   <pic:spPr>
                     <a:xfrm>
                       <a:off x="0" y="0"/>
-                      <a:ext cx="6479540" cy="2989345"/>
+                      <a:ext cx="6479540" cy="2995645"/>
                     </a:xfrm>
                     <a:prstGeom prst="rect">
                       <a:avLst/>
@@ -2035,7 +2035,7 @@
         </w:rPr>
         <w:drawing>
           <wp:inline distT="0" distB="0" distL="0" distR="0" wp14:anchorId="428193EB" wp14:editId="0014634F">
-            <wp:extent cx="3106602" cy="7072630"/>
+            <wp:extent cx="3112098" cy="7072630"/>
             <wp:effectExtent l="0" t="0" r="0" b="0"/>
             <wp:docPr id="2145776304" name="Picture 2145776304"/>
             <wp:cNvGraphicFramePr>
@@ -2057,7 +2057,7 @@
                   <pic:spPr>
                     <a:xfrm>
                       <a:off x="0" y="0"/>
-                      <a:ext cx="3106602" cy="7072630"/>
+                      <a:ext cx="3112098" cy="7072630"/>
                     </a:xfrm>
                     <a:prstGeom prst="rect">
                       <a:avLst/>
@@ -2330,7 +2330,7 @@
         </w:rPr>
         <w:drawing>
           <wp:inline distT="0" distB="0" distL="0" distR="0" wp14:anchorId="07DA5C0D" wp14:editId="5F0A224E">
-            <wp:extent cx="5742640" cy="7072630"/>
+            <wp:extent cx="5987893" cy="7072630"/>
             <wp:effectExtent l="0" t="0" r="0" b="0"/>
             <wp:docPr id="2145776305" name="Picture 2145776305"/>
             <wp:cNvGraphicFramePr>
@@ -2352,7 +2352,7 @@
                   <pic:spPr>
                     <a:xfrm>
                       <a:off x="0" y="0"/>
-                      <a:ext cx="5742640" cy="7072630"/>
+                      <a:ext cx="5987893" cy="7072630"/>
                     </a:xfrm>
                     <a:prstGeom prst="rect">
                       <a:avLst/>
@@ -2589,7 +2589,7 @@
         </w:rPr>
         <w:drawing>
           <wp:inline distT="0" distB="0" distL="0" distR="0" wp14:anchorId="672A38A7" wp14:editId="59CC410C">
-            <wp:extent cx="4841647" cy="6600305"/>
+            <wp:extent cx="4839986" cy="6600305"/>
             <wp:effectExtent l="0" t="0" r="0" b="0"/>
             <wp:docPr id="2145776306" name="Picture 2145776306"/>
             <wp:cNvGraphicFramePr>
@@ -2611,7 +2611,7 @@
                   <pic:spPr>
                     <a:xfrm>
                       <a:off x="0" y="0"/>
-                      <a:ext cx="4841647" cy="6600305"/>
+                      <a:ext cx="4839986" cy="6600305"/>
                     </a:xfrm>
                     <a:prstGeom prst="rect">
                       <a:avLst/>
@@ -2848,7 +2848,7 @@
         </w:rPr>
         <w:drawing>
           <wp:inline distT="0" distB="0" distL="0" distR="0" wp14:anchorId="64871499" wp14:editId="643C5F21">
-            <wp:extent cx="6479540" cy="5208270"/>
+            <wp:extent cx="6479540" cy="5206715"/>
             <wp:effectExtent l="0" t="0" r="0" b="0"/>
             <wp:docPr id="1729911182" name="Picture 2116203456"/>
             <wp:cNvGraphicFramePr>
@@ -2870,7 +2870,7 @@
                   <pic:spPr>
                     <a:xfrm>
                       <a:off x="0" y="0"/>
-                      <a:ext cx="6479540" cy="5208270"/>
+                      <a:ext cx="6479540" cy="5206715"/>
                     </a:xfrm>
                     <a:prstGeom prst="rect">
                       <a:avLst/>
@@ -3071,7 +3071,7 @@
         </w:rPr>
         <w:drawing>
           <wp:inline distT="0" distB="0" distL="0" distR="0" wp14:anchorId="6E0AC52E" wp14:editId="2E3B6864">
-            <wp:extent cx="3470563" cy="3557847"/>
+            <wp:extent cx="3470665" cy="3557847"/>
             <wp:effectExtent l="0" t="0" r="0" b="0"/>
             <wp:docPr id="1063186399" name="Picture 2116203456"/>
             <wp:cNvGraphicFramePr>
@@ -3093,7 +3093,7 @@
                   <pic:spPr>
                     <a:xfrm>
                       <a:off x="0" y="0"/>
-                      <a:ext cx="3470563" cy="3557847"/>
+                      <a:ext cx="3470665" cy="3557847"/>
                     </a:xfrm>
                     <a:prstGeom prst="rect">
                       <a:avLst/>
@@ -3366,7 +3366,7 @@
         </w:rPr>
         <w:drawing>
           <wp:inline distT="0" distB="0" distL="0" distR="0" wp14:anchorId="1B8D404D" wp14:editId="2763BBDD">
-            <wp:extent cx="6479540" cy="4239895"/>
+            <wp:extent cx="6479540" cy="4239169"/>
             <wp:effectExtent l="0" t="0" r="0" b="8255"/>
             <wp:docPr id="1964632163" name="Picture 2116203456"/>
             <wp:cNvGraphicFramePr>
@@ -3388,7 +3388,7 @@
                   <pic:spPr>
                     <a:xfrm>
                       <a:off x="0" y="0"/>
-                      <a:ext cx="6479540" cy="4239895"/>
+                      <a:ext cx="6479540" cy="4239169"/>
                     </a:xfrm>
                     <a:prstGeom prst="rect">
                       <a:avLst/>
@@ -3700,7 +3700,7 @@
         </w:rPr>
         <w:drawing>
           <wp:inline distT="0" distB="0" distL="0" distR="0" wp14:anchorId="1DEF5239" wp14:editId="74FA3B51">
-            <wp:extent cx="6479540" cy="5120640"/>
+            <wp:extent cx="6479540" cy="5118322"/>
             <wp:effectExtent l="0" t="0" r="0" b="3810"/>
             <wp:docPr id="2145776307" name="Picture 2145776307"/>
             <wp:cNvGraphicFramePr>
@@ -3722,7 +3722,7 @@
                   <pic:spPr>
                     <a:xfrm>
                       <a:off x="0" y="0"/>
-                      <a:ext cx="6479540" cy="5120640"/>
+                      <a:ext cx="6479540" cy="5118322"/>
                     </a:xfrm>
                     <a:prstGeom prst="rect">
                       <a:avLst/>
@@ -4034,7 +4034,7 @@
         </w:rPr>
         <w:drawing>
           <wp:inline distT="0" distB="0" distL="0" distR="0" wp14:anchorId="4BFB6CD0" wp14:editId="553CBA5A">
-            <wp:extent cx="6479540" cy="6811010"/>
+            <wp:extent cx="6479447" cy="6811010"/>
             <wp:effectExtent l="0" t="0" r="0" b="8890"/>
             <wp:docPr id="2145776308" name="Picture 2145776308"/>
             <wp:cNvGraphicFramePr>
@@ -4056,7 +4056,7 @@
                   <pic:spPr>
                     <a:xfrm>
                       <a:off x="0" y="0"/>
-                      <a:ext cx="6479540" cy="6811010"/>
+                      <a:ext cx="6479447" cy="6811010"/>
                     </a:xfrm>
                     <a:prstGeom prst="rect">
                       <a:avLst/>
@@ -4332,7 +4332,7 @@
         </w:rPr>
         <w:drawing>
           <wp:inline distT="0" distB="0" distL="0" distR="0" wp14:anchorId="3CAAFB1E" wp14:editId="5E919DB5">
-            <wp:extent cx="6479540" cy="6308090"/>
+            <wp:extent cx="6479540" cy="6304524"/>
             <wp:effectExtent l="0" t="0" r="0" b="0"/>
             <wp:docPr id="2145776309" name="Picture 2145776309"/>
             <wp:cNvGraphicFramePr>
@@ -4354,7 +4354,7 @@
                   <pic:spPr>
                     <a:xfrm>
                       <a:off x="0" y="0"/>
-                      <a:ext cx="6479540" cy="6308090"/>
+                      <a:ext cx="6479540" cy="6304524"/>
                     </a:xfrm>
                     <a:prstGeom prst="rect">
                       <a:avLst/>
